--- a/EJCN_OldMaterials/EJCN_Actual/Supplementary_File_S2_PRISMA-ScR_Checklist.docx
+++ b/EJCN_OldMaterials/EJCN_Actual/Supplementary_File_S2_PRISMA-ScR_Checklist.docx
@@ -19,7 +19,7 @@
     <w:p/>
     <w:p>
       <w:r>
-        <w:t>Manuscript Title: Artificial Intelligence and Large Language Models in Clinical Nutrition: A Scoping Review of Performance, Safety, and Implementation</w:t>
+        <w:t>Manuscript Title: Large Language Models in Clinical Nutrition: A Scoping Review of Performance, Safety, and Implementation</w:t>
       </w:r>
     </w:p>
     <w:p/>
